--- a/QED Course/Lesson 80 Generating Functionals.docx
+++ b/QED Course/Lesson 80 Generating Functionals.docx
@@ -2764,7 +2764,7 @@
     </w:p>
     <w:p>
       <w:r>
-        <w:t>The range is 1/m, or ħc/(mc²) in ordinary units. So mc² = ħc/range = 197.3 MeV fm / 1.4 fm ≈ 140 MeV. The charged pion, found in 1947, has mass 139.57 MeV, a range of ħc/m = 1.414 fm. Its scalar-like attraction between nucleons, at distances beyond about 1 fm, is the long-range part of the nuclear force.</w:t>
+        <w:t>The range is 1/m, or ℏc/(mc²) in ordinary units. So mc² = ℏc/range = 197.3 MeV fm / 1.4 fm ≈ 140 MeV. The charged pion, found in 1947, has mass 139.57 MeV, a range of ℏc/m = 1.414 fm. Its scalar-like attraction between nucleons, at distances beyond about 1 fm, is the long-range part of the nuclear force.</w:t>
       </w:r>
     </w:p>
     <w:p>
@@ -5103,15 +5103,13 @@
         <w:tblLook w:firstColumn="1" w:firstRow="1" w:lastColumn="0" w:lastRow="0" w:noHBand="0" w:noVBand="1" w:val="04A0"/>
       </w:tblPr>
       <w:tblGrid>
-        <w:gridCol w:w="2448"/>
-        <w:gridCol w:w="2448"/>
-        <w:gridCol w:w="2448"/>
-        <w:gridCol w:w="2448"/>
+        <w:gridCol w:w="3264"/>
+        <w:gridCol w:w="6528"/>
       </w:tblGrid>
       <w:tr>
         <w:tc>
           <w:tcPr>
-            <w:tcW w:type="dxa" w:w="2448"/>
+            <w:tcW w:type="dxa" w:w="3264"/>
             <w:shd w:fill="1F4E78"/>
             <w:vAlign w:val="center"/>
             <w:tcMar>
@@ -5133,7 +5131,7 @@
         </w:tc>
         <w:tc>
           <w:tcPr>
-            <w:tcW w:type="dxa" w:w="2448"/>
+            <w:tcW w:type="dxa" w:w="6528"/>
             <w:shd w:fill="1F4E78"/>
             <w:vAlign w:val="center"/>
             <w:tcMar>
@@ -5153,53 +5151,11 @@
             </w:r>
           </w:p>
         </w:tc>
-        <w:tc>
-          <w:tcPr>
-            <w:tcW w:type="dxa" w:w="2448"/>
-            <w:shd w:fill="1F4E78"/>
-            <w:vAlign w:val="center"/>
-            <w:tcMar>
-              <w:top w:w="100" w:type="dxa"/>
-              <w:start w:w="100" w:type="dxa"/>
-              <w:bottom w:w="100" w:type="dxa"/>
-              <w:end w:w="100" w:type="dxa"/>
-            </w:tcMar>
-          </w:tcPr>
-          <w:p>
-            <w:r>
-              <w:rPr>
-                <w:b/>
-                <w:color w:val="FFFFFF"/>
-              </w:rPr>
-            </w:r>
-          </w:p>
-        </w:tc>
-        <w:tc>
-          <w:tcPr>
-            <w:tcW w:type="dxa" w:w="2448"/>
-            <w:shd w:fill="1F4E78"/>
-            <w:vAlign w:val="center"/>
-            <w:tcMar>
-              <w:top w:w="100" w:type="dxa"/>
-              <w:start w:w="100" w:type="dxa"/>
-              <w:bottom w:w="100" w:type="dxa"/>
-              <w:end w:w="100" w:type="dxa"/>
-            </w:tcMar>
-          </w:tcPr>
-          <w:p>
-            <w:r>
-              <w:rPr>
-                <w:b/>
-                <w:color w:val="FFFFFF"/>
-              </w:rPr>
-            </w:r>
-          </w:p>
-        </w:tc>
       </w:tr>
       <w:tr>
         <w:tc>
           <w:tcPr>
-            <w:tcW w:type="dxa" w:w="2448"/>
+            <w:tcW w:type="dxa" w:w="3264"/>
             <w:vAlign w:val="center"/>
             <w:tcMar>
               <w:top w:w="100" w:type="dxa"/>
@@ -5216,7 +5172,7 @@
         </w:tc>
         <w:tc>
           <w:tcPr>
-            <w:tcW w:type="dxa" w:w="2448"/>
+            <w:tcW w:type="dxa" w:w="6528"/>
             <w:vAlign w:val="center"/>
             <w:tcMar>
               <w:top w:w="100" w:type="dxa"/>
@@ -5231,37 +5187,11 @@
             </w:r>
           </w:p>
         </w:tc>
-        <w:tc>
-          <w:tcPr>
-            <w:tcW w:type="dxa" w:w="2448"/>
-            <w:vAlign w:val="center"/>
-            <w:tcMar>
-              <w:top w:w="100" w:type="dxa"/>
-              <w:start w:w="100" w:type="dxa"/>
-              <w:bottom w:w="100" w:type="dxa"/>
-              <w:end w:w="100" w:type="dxa"/>
-            </w:tcMar>
-          </w:tcPr>
-          <w:p/>
-        </w:tc>
-        <w:tc>
-          <w:tcPr>
-            <w:tcW w:type="dxa" w:w="2448"/>
-            <w:vAlign w:val="center"/>
-            <w:tcMar>
-              <w:top w:w="100" w:type="dxa"/>
-              <w:start w:w="100" w:type="dxa"/>
-              <w:bottom w:w="100" w:type="dxa"/>
-              <w:end w:w="100" w:type="dxa"/>
-            </w:tcMar>
-          </w:tcPr>
-          <w:p/>
-        </w:tc>
       </w:tr>
       <w:tr>
         <w:tc>
           <w:tcPr>
-            <w:tcW w:type="dxa" w:w="2448"/>
+            <w:tcW w:type="dxa" w:w="3264"/>
             <w:vAlign w:val="center"/>
             <w:shd w:fill="EAF2F8"/>
             <w:tcMar>
@@ -5279,7 +5209,7 @@
         </w:tc>
         <w:tc>
           <w:tcPr>
-            <w:tcW w:type="dxa" w:w="2448"/>
+            <w:tcW w:type="dxa" w:w="6528"/>
             <w:vAlign w:val="center"/>
             <w:shd w:fill="EAF2F8"/>
             <w:tcMar>
@@ -5295,39 +5225,11 @@
             </w:r>
           </w:p>
         </w:tc>
-        <w:tc>
-          <w:tcPr>
-            <w:tcW w:type="dxa" w:w="2448"/>
-            <w:vAlign w:val="center"/>
-            <w:shd w:fill="EAF2F8"/>
-            <w:tcMar>
-              <w:top w:w="100" w:type="dxa"/>
-              <w:start w:w="100" w:type="dxa"/>
-              <w:bottom w:w="100" w:type="dxa"/>
-              <w:end w:w="100" w:type="dxa"/>
-            </w:tcMar>
-          </w:tcPr>
-          <w:p/>
-        </w:tc>
-        <w:tc>
-          <w:tcPr>
-            <w:tcW w:type="dxa" w:w="2448"/>
-            <w:vAlign w:val="center"/>
-            <w:shd w:fill="EAF2F8"/>
-            <w:tcMar>
-              <w:top w:w="100" w:type="dxa"/>
-              <w:start w:w="100" w:type="dxa"/>
-              <w:bottom w:w="100" w:type="dxa"/>
-              <w:end w:w="100" w:type="dxa"/>
-            </w:tcMar>
-          </w:tcPr>
-          <w:p/>
-        </w:tc>
       </w:tr>
       <w:tr>
         <w:tc>
           <w:tcPr>
-            <w:tcW w:type="dxa" w:w="2448"/>
+            <w:tcW w:type="dxa" w:w="3264"/>
             <w:vAlign w:val="center"/>
             <w:tcMar>
               <w:top w:w="100" w:type="dxa"/>
@@ -5344,7 +5246,7 @@
         </w:tc>
         <w:tc>
           <w:tcPr>
-            <w:tcW w:type="dxa" w:w="2448"/>
+            <w:tcW w:type="dxa" w:w="6528"/>
             <w:vAlign w:val="center"/>
             <w:tcMar>
               <w:top w:w="100" w:type="dxa"/>
@@ -5359,51 +5261,11 @@
             </w:r>
           </w:p>
         </w:tc>
-        <w:tc>
-          <w:tcPr>
-            <w:tcW w:type="dxa" w:w="2448"/>
-            <w:vAlign w:val="center"/>
-            <w:tcMar>
-              <w:top w:w="100" w:type="dxa"/>
-              <w:start w:w="100" w:type="dxa"/>
-              <w:bottom w:w="100" w:type="dxa"/>
-              <w:end w:w="100" w:type="dxa"/>
-            </w:tcMar>
-          </w:tcPr>
-          <w:p/>
-        </w:tc>
-        <w:tc>
-          <w:tcPr>
-            <w:tcW w:type="dxa" w:w="2448"/>
-            <w:vAlign w:val="center"/>
-            <w:tcMar>
-              <w:top w:w="100" w:type="dxa"/>
-              <w:start w:w="100" w:type="dxa"/>
-              <w:bottom w:w="100" w:type="dxa"/>
-              <w:end w:w="100" w:type="dxa"/>
-            </w:tcMar>
-          </w:tcPr>
-          <w:p/>
-        </w:tc>
       </w:tr>
       <w:tr>
         <w:tc>
           <w:tcPr>
-            <w:tcW w:type="dxa" w:w="2448"/>
-            <w:vAlign w:val="center"/>
-            <w:shd w:fill="EAF2F8"/>
-            <w:tcMar>
-              <w:top w:w="100" w:type="dxa"/>
-              <w:start w:w="100" w:type="dxa"/>
-              <w:bottom w:w="100" w:type="dxa"/>
-              <w:end w:w="100" w:type="dxa"/>
-            </w:tcMar>
-          </w:tcPr>
-          <w:p/>
-        </w:tc>
-        <w:tc>
-          <w:tcPr>
-            <w:tcW w:type="dxa" w:w="2448"/>
+            <w:tcW w:type="dxa" w:w="3264"/>
             <w:vAlign w:val="center"/>
             <w:shd w:fill="EAF2F8"/>
             <w:tcMar>
@@ -5415,31 +5277,13 @@
           </w:tcPr>
           <w:p>
             <w:r>
-              <w:t>Z</w:t>
+              <w:t>|Z|² = e^{−n̄}</w:t>
             </w:r>
           </w:p>
         </w:tc>
         <w:tc>
           <w:tcPr>
-            <w:tcW w:type="dxa" w:w="2448"/>
-            <w:vAlign w:val="center"/>
-            <w:shd w:fill="EAF2F8"/>
-            <w:tcMar>
-              <w:top w:w="100" w:type="dxa"/>
-              <w:start w:w="100" w:type="dxa"/>
-              <w:bottom w:w="100" w:type="dxa"/>
-              <w:end w:w="100" w:type="dxa"/>
-            </w:tcMar>
-          </w:tcPr>
-          <w:p>
-            <w:r>
-              <w:t>² = e^{−n̄}</w:t>
-            </w:r>
-          </w:p>
-        </w:tc>
-        <w:tc>
-          <w:tcPr>
-            <w:tcW w:type="dxa" w:w="2448"/>
+            <w:tcW w:type="dxa" w:w="6528"/>
             <w:vAlign w:val="center"/>
             <w:shd w:fill="EAF2F8"/>
             <w:tcMar>
@@ -5459,7 +5303,7 @@
       <w:tr>
         <w:tc>
           <w:tcPr>
-            <w:tcW w:type="dxa" w:w="2448"/>
+            <w:tcW w:type="dxa" w:w="3264"/>
             <w:vAlign w:val="center"/>
             <w:tcMar>
               <w:top w:w="100" w:type="dxa"/>
@@ -5476,7 +5320,7 @@
         </w:tc>
         <w:tc>
           <w:tcPr>
-            <w:tcW w:type="dxa" w:w="2448"/>
+            <w:tcW w:type="dxa" w:w="6528"/>
             <w:vAlign w:val="center"/>
             <w:tcMar>
               <w:top w:w="100" w:type="dxa"/>
@@ -5491,37 +5335,11 @@
             </w:r>
           </w:p>
         </w:tc>
-        <w:tc>
-          <w:tcPr>
-            <w:tcW w:type="dxa" w:w="2448"/>
-            <w:vAlign w:val="center"/>
-            <w:tcMar>
-              <w:top w:w="100" w:type="dxa"/>
-              <w:start w:w="100" w:type="dxa"/>
-              <w:bottom w:w="100" w:type="dxa"/>
-              <w:end w:w="100" w:type="dxa"/>
-            </w:tcMar>
-          </w:tcPr>
-          <w:p/>
-        </w:tc>
-        <w:tc>
-          <w:tcPr>
-            <w:tcW w:type="dxa" w:w="2448"/>
-            <w:vAlign w:val="center"/>
-            <w:tcMar>
-              <w:top w:w="100" w:type="dxa"/>
-              <w:start w:w="100" w:type="dxa"/>
-              <w:bottom w:w="100" w:type="dxa"/>
-              <w:end w:w="100" w:type="dxa"/>
-            </w:tcMar>
-          </w:tcPr>
-          <w:p/>
-        </w:tc>
       </w:tr>
       <w:tr>
         <w:tc>
           <w:tcPr>
-            <w:tcW w:type="dxa" w:w="2448"/>
+            <w:tcW w:type="dxa" w:w="3264"/>
             <w:vAlign w:val="center"/>
             <w:shd w:fill="EAF2F8"/>
             <w:tcMar>
@@ -5539,7 +5357,7 @@
         </w:tc>
         <w:tc>
           <w:tcPr>
-            <w:tcW w:type="dxa" w:w="2448"/>
+            <w:tcW w:type="dxa" w:w="6528"/>
             <w:vAlign w:val="center"/>
             <w:shd w:fill="EAF2F8"/>
             <w:tcMar>
@@ -5555,39 +5373,11 @@
             </w:r>
           </w:p>
         </w:tc>
-        <w:tc>
-          <w:tcPr>
-            <w:tcW w:type="dxa" w:w="2448"/>
-            <w:vAlign w:val="center"/>
-            <w:shd w:fill="EAF2F8"/>
-            <w:tcMar>
-              <w:top w:w="100" w:type="dxa"/>
-              <w:start w:w="100" w:type="dxa"/>
-              <w:bottom w:w="100" w:type="dxa"/>
-              <w:end w:w="100" w:type="dxa"/>
-            </w:tcMar>
-          </w:tcPr>
-          <w:p/>
-        </w:tc>
-        <w:tc>
-          <w:tcPr>
-            <w:tcW w:type="dxa" w:w="2448"/>
-            <w:vAlign w:val="center"/>
-            <w:shd w:fill="EAF2F8"/>
-            <w:tcMar>
-              <w:top w:w="100" w:type="dxa"/>
-              <w:start w:w="100" w:type="dxa"/>
-              <w:bottom w:w="100" w:type="dxa"/>
-              <w:end w:w="100" w:type="dxa"/>
-            </w:tcMar>
-          </w:tcPr>
-          <w:p/>
-        </w:tc>
       </w:tr>
       <w:tr>
         <w:tc>
           <w:tcPr>
-            <w:tcW w:type="dxa" w:w="2448"/>
+            <w:tcW w:type="dxa" w:w="3264"/>
             <w:vAlign w:val="center"/>
             <w:tcMar>
               <w:top w:w="100" w:type="dxa"/>
@@ -5604,7 +5394,7 @@
         </w:tc>
         <w:tc>
           <w:tcPr>
-            <w:tcW w:type="dxa" w:w="2448"/>
+            <w:tcW w:type="dxa" w:w="6528"/>
             <w:vAlign w:val="center"/>
             <w:tcMar>
               <w:top w:w="100" w:type="dxa"/>
@@ -5618,32 +5408,6 @@
               <w:t>Functional determinants, Lessons 81 and 85</w:t>
             </w:r>
           </w:p>
-        </w:tc>
-        <w:tc>
-          <w:tcPr>
-            <w:tcW w:type="dxa" w:w="2448"/>
-            <w:vAlign w:val="center"/>
-            <w:tcMar>
-              <w:top w:w="100" w:type="dxa"/>
-              <w:start w:w="100" w:type="dxa"/>
-              <w:bottom w:w="100" w:type="dxa"/>
-              <w:end w:w="100" w:type="dxa"/>
-            </w:tcMar>
-          </w:tcPr>
-          <w:p/>
-        </w:tc>
-        <w:tc>
-          <w:tcPr>
-            <w:tcW w:type="dxa" w:w="2448"/>
-            <w:vAlign w:val="center"/>
-            <w:tcMar>
-              <w:top w:w="100" w:type="dxa"/>
-              <w:start w:w="100" w:type="dxa"/>
-              <w:bottom w:w="100" w:type="dxa"/>
-              <w:end w:w="100" w:type="dxa"/>
-            </w:tcMar>
-          </w:tcPr>
-          <w:p/>
         </w:tc>
       </w:tr>
     </w:tbl>
@@ -5769,15 +5533,13 @@
         <w:tblLook w:firstColumn="1" w:firstRow="1" w:lastColumn="0" w:lastRow="0" w:noHBand="0" w:noVBand="1" w:val="04A0"/>
       </w:tblPr>
       <w:tblGrid>
-        <w:gridCol w:w="2448"/>
-        <w:gridCol w:w="2448"/>
-        <w:gridCol w:w="2448"/>
-        <w:gridCol w:w="2448"/>
+        <w:gridCol w:w="720"/>
+        <w:gridCol w:w="9072"/>
       </w:tblGrid>
       <w:tr>
         <w:tc>
           <w:tcPr>
-            <w:tcW w:type="dxa" w:w="2448"/>
+            <w:tcW w:type="dxa" w:w="720"/>
             <w:shd w:fill="1F4E78"/>
             <w:vAlign w:val="center"/>
             <w:tcMar>
@@ -5799,7 +5561,7 @@
         </w:tc>
         <w:tc>
           <w:tcPr>
-            <w:tcW w:type="dxa" w:w="2448"/>
+            <w:tcW w:type="dxa" w:w="9072"/>
             <w:shd w:fill="1F4E78"/>
             <w:vAlign w:val="center"/>
             <w:tcMar>
@@ -5819,53 +5581,11 @@
             </w:r>
           </w:p>
         </w:tc>
-        <w:tc>
-          <w:tcPr>
-            <w:tcW w:type="dxa" w:w="2448"/>
-            <w:shd w:fill="1F4E78"/>
-            <w:vAlign w:val="center"/>
-            <w:tcMar>
-              <w:top w:w="100" w:type="dxa"/>
-              <w:start w:w="100" w:type="dxa"/>
-              <w:bottom w:w="100" w:type="dxa"/>
-              <w:end w:w="100" w:type="dxa"/>
-            </w:tcMar>
-          </w:tcPr>
-          <w:p>
-            <w:r>
-              <w:rPr>
-                <w:b/>
-                <w:color w:val="FFFFFF"/>
-              </w:rPr>
-            </w:r>
-          </w:p>
-        </w:tc>
-        <w:tc>
-          <w:tcPr>
-            <w:tcW w:type="dxa" w:w="2448"/>
-            <w:shd w:fill="1F4E78"/>
-            <w:vAlign w:val="center"/>
-            <w:tcMar>
-              <w:top w:w="100" w:type="dxa"/>
-              <w:start w:w="100" w:type="dxa"/>
-              <w:bottom w:w="100" w:type="dxa"/>
-              <w:end w:w="100" w:type="dxa"/>
-            </w:tcMar>
-          </w:tcPr>
-          <w:p>
-            <w:r>
-              <w:rPr>
-                <w:b/>
-                <w:color w:val="FFFFFF"/>
-              </w:rPr>
-            </w:r>
-          </w:p>
-        </w:tc>
       </w:tr>
       <w:tr>
         <w:tc>
           <w:tcPr>
-            <w:tcW w:type="dxa" w:w="2448"/>
+            <w:tcW w:type="dxa" w:w="720"/>
             <w:vAlign w:val="center"/>
             <w:tcMar>
               <w:top w:w="100" w:type="dxa"/>
@@ -5882,7 +5602,7 @@
         </w:tc>
         <w:tc>
           <w:tcPr>
-            <w:tcW w:type="dxa" w:w="2448"/>
+            <w:tcW w:type="dxa" w:w="9072"/>
             <w:vAlign w:val="center"/>
             <w:tcMar>
               <w:top w:w="100" w:type="dxa"/>
@@ -5897,37 +5617,11 @@
             </w:r>
           </w:p>
         </w:tc>
-        <w:tc>
-          <w:tcPr>
-            <w:tcW w:type="dxa" w:w="2448"/>
-            <w:vAlign w:val="center"/>
-            <w:tcMar>
-              <w:top w:w="100" w:type="dxa"/>
-              <w:start w:w="100" w:type="dxa"/>
-              <w:bottom w:w="100" w:type="dxa"/>
-              <w:end w:w="100" w:type="dxa"/>
-            </w:tcMar>
-          </w:tcPr>
-          <w:p/>
-        </w:tc>
-        <w:tc>
-          <w:tcPr>
-            <w:tcW w:type="dxa" w:w="2448"/>
-            <w:vAlign w:val="center"/>
-            <w:tcMar>
-              <w:top w:w="100" w:type="dxa"/>
-              <w:start w:w="100" w:type="dxa"/>
-              <w:bottom w:w="100" w:type="dxa"/>
-              <w:end w:w="100" w:type="dxa"/>
-            </w:tcMar>
-          </w:tcPr>
-          <w:p/>
-        </w:tc>
       </w:tr>
       <w:tr>
         <w:tc>
           <w:tcPr>
-            <w:tcW w:type="dxa" w:w="2448"/>
+            <w:tcW w:type="dxa" w:w="720"/>
             <w:vAlign w:val="center"/>
             <w:shd w:fill="EAF2F8"/>
             <w:tcMar>
@@ -5945,7 +5639,7 @@
         </w:tc>
         <w:tc>
           <w:tcPr>
-            <w:tcW w:type="dxa" w:w="2448"/>
+            <w:tcW w:type="dxa" w:w="9072"/>
             <w:vAlign w:val="center"/>
             <w:shd w:fill="EAF2F8"/>
             <w:tcMar>
@@ -5961,39 +5655,11 @@
             </w:r>
           </w:p>
         </w:tc>
-        <w:tc>
-          <w:tcPr>
-            <w:tcW w:type="dxa" w:w="2448"/>
-            <w:vAlign w:val="center"/>
-            <w:shd w:fill="EAF2F8"/>
-            <w:tcMar>
-              <w:top w:w="100" w:type="dxa"/>
-              <w:start w:w="100" w:type="dxa"/>
-              <w:bottom w:w="100" w:type="dxa"/>
-              <w:end w:w="100" w:type="dxa"/>
-            </w:tcMar>
-          </w:tcPr>
-          <w:p/>
-        </w:tc>
-        <w:tc>
-          <w:tcPr>
-            <w:tcW w:type="dxa" w:w="2448"/>
-            <w:vAlign w:val="center"/>
-            <w:shd w:fill="EAF2F8"/>
-            <w:tcMar>
-              <w:top w:w="100" w:type="dxa"/>
-              <w:start w:w="100" w:type="dxa"/>
-              <w:bottom w:w="100" w:type="dxa"/>
-              <w:end w:w="100" w:type="dxa"/>
-            </w:tcMar>
-          </w:tcPr>
-          <w:p/>
-        </w:tc>
       </w:tr>
       <w:tr>
         <w:tc>
           <w:tcPr>
-            <w:tcW w:type="dxa" w:w="2448"/>
+            <w:tcW w:type="dxa" w:w="720"/>
             <w:vAlign w:val="center"/>
             <w:tcMar>
               <w:top w:w="100" w:type="dxa"/>
@@ -6010,7 +5676,7 @@
         </w:tc>
         <w:tc>
           <w:tcPr>
-            <w:tcW w:type="dxa" w:w="2448"/>
+            <w:tcW w:type="dxa" w:w="9072"/>
             <w:vAlign w:val="center"/>
             <w:tcMar>
               <w:top w:w="100" w:type="dxa"/>
@@ -6025,37 +5691,11 @@
             </w:r>
           </w:p>
         </w:tc>
-        <w:tc>
-          <w:tcPr>
-            <w:tcW w:type="dxa" w:w="2448"/>
-            <w:vAlign w:val="center"/>
-            <w:tcMar>
-              <w:top w:w="100" w:type="dxa"/>
-              <w:start w:w="100" w:type="dxa"/>
-              <w:bottom w:w="100" w:type="dxa"/>
-              <w:end w:w="100" w:type="dxa"/>
-            </w:tcMar>
-          </w:tcPr>
-          <w:p/>
-        </w:tc>
-        <w:tc>
-          <w:tcPr>
-            <w:tcW w:type="dxa" w:w="2448"/>
-            <w:vAlign w:val="center"/>
-            <w:tcMar>
-              <w:top w:w="100" w:type="dxa"/>
-              <w:start w:w="100" w:type="dxa"/>
-              <w:bottom w:w="100" w:type="dxa"/>
-              <w:end w:w="100" w:type="dxa"/>
-            </w:tcMar>
-          </w:tcPr>
-          <w:p/>
-        </w:tc>
       </w:tr>
       <w:tr>
         <w:tc>
           <w:tcPr>
-            <w:tcW w:type="dxa" w:w="2448"/>
+            <w:tcW w:type="dxa" w:w="720"/>
             <w:vAlign w:val="center"/>
             <w:shd w:fill="EAF2F8"/>
             <w:tcMar>
@@ -6073,7 +5713,7 @@
         </w:tc>
         <w:tc>
           <w:tcPr>
-            <w:tcW w:type="dxa" w:w="2448"/>
+            <w:tcW w:type="dxa" w:w="9072"/>
             <w:vAlign w:val="center"/>
             <w:shd w:fill="EAF2F8"/>
             <w:tcMar>
@@ -6089,39 +5729,11 @@
             </w:r>
           </w:p>
         </w:tc>
-        <w:tc>
-          <w:tcPr>
-            <w:tcW w:type="dxa" w:w="2448"/>
-            <w:vAlign w:val="center"/>
-            <w:shd w:fill="EAF2F8"/>
-            <w:tcMar>
-              <w:top w:w="100" w:type="dxa"/>
-              <w:start w:w="100" w:type="dxa"/>
-              <w:bottom w:w="100" w:type="dxa"/>
-              <w:end w:w="100" w:type="dxa"/>
-            </w:tcMar>
-          </w:tcPr>
-          <w:p/>
-        </w:tc>
-        <w:tc>
-          <w:tcPr>
-            <w:tcW w:type="dxa" w:w="2448"/>
-            <w:vAlign w:val="center"/>
-            <w:shd w:fill="EAF2F8"/>
-            <w:tcMar>
-              <w:top w:w="100" w:type="dxa"/>
-              <w:start w:w="100" w:type="dxa"/>
-              <w:bottom w:w="100" w:type="dxa"/>
-              <w:end w:w="100" w:type="dxa"/>
-            </w:tcMar>
-          </w:tcPr>
-          <w:p/>
-        </w:tc>
       </w:tr>
       <w:tr>
         <w:tc>
           <w:tcPr>
-            <w:tcW w:type="dxa" w:w="2448"/>
+            <w:tcW w:type="dxa" w:w="720"/>
             <w:vAlign w:val="center"/>
             <w:tcMar>
               <w:top w:w="100" w:type="dxa"/>
@@ -6138,7 +5750,7 @@
         </w:tc>
         <w:tc>
           <w:tcPr>
-            <w:tcW w:type="dxa" w:w="2448"/>
+            <w:tcW w:type="dxa" w:w="9072"/>
             <w:vAlign w:val="center"/>
             <w:tcMar>
               <w:top w:w="100" w:type="dxa"/>
@@ -6153,37 +5765,11 @@
             </w:r>
           </w:p>
         </w:tc>
-        <w:tc>
-          <w:tcPr>
-            <w:tcW w:type="dxa" w:w="2448"/>
-            <w:vAlign w:val="center"/>
-            <w:tcMar>
-              <w:top w:w="100" w:type="dxa"/>
-              <w:start w:w="100" w:type="dxa"/>
-              <w:bottom w:w="100" w:type="dxa"/>
-              <w:end w:w="100" w:type="dxa"/>
-            </w:tcMar>
-          </w:tcPr>
-          <w:p/>
-        </w:tc>
-        <w:tc>
-          <w:tcPr>
-            <w:tcW w:type="dxa" w:w="2448"/>
-            <w:vAlign w:val="center"/>
-            <w:tcMar>
-              <w:top w:w="100" w:type="dxa"/>
-              <w:start w:w="100" w:type="dxa"/>
-              <w:bottom w:w="100" w:type="dxa"/>
-              <w:end w:w="100" w:type="dxa"/>
-            </w:tcMar>
-          </w:tcPr>
-          <w:p/>
-        </w:tc>
       </w:tr>
       <w:tr>
         <w:tc>
           <w:tcPr>
-            <w:tcW w:type="dxa" w:w="2448"/>
+            <w:tcW w:type="dxa" w:w="720"/>
             <w:vAlign w:val="center"/>
             <w:shd w:fill="EAF2F8"/>
             <w:tcMar>
@@ -6201,7 +5787,7 @@
         </w:tc>
         <w:tc>
           <w:tcPr>
-            <w:tcW w:type="dxa" w:w="2448"/>
+            <w:tcW w:type="dxa" w:w="9072"/>
             <w:vAlign w:val="center"/>
             <w:shd w:fill="EAF2F8"/>
             <w:tcMar>
@@ -6217,39 +5803,11 @@
             </w:r>
           </w:p>
         </w:tc>
-        <w:tc>
-          <w:tcPr>
-            <w:tcW w:type="dxa" w:w="2448"/>
-            <w:vAlign w:val="center"/>
-            <w:shd w:fill="EAF2F8"/>
-            <w:tcMar>
-              <w:top w:w="100" w:type="dxa"/>
-              <w:start w:w="100" w:type="dxa"/>
-              <w:bottom w:w="100" w:type="dxa"/>
-              <w:end w:w="100" w:type="dxa"/>
-            </w:tcMar>
-          </w:tcPr>
-          <w:p/>
-        </w:tc>
-        <w:tc>
-          <w:tcPr>
-            <w:tcW w:type="dxa" w:w="2448"/>
-            <w:vAlign w:val="center"/>
-            <w:shd w:fill="EAF2F8"/>
-            <w:tcMar>
-              <w:top w:w="100" w:type="dxa"/>
-              <w:start w:w="100" w:type="dxa"/>
-              <w:bottom w:w="100" w:type="dxa"/>
-              <w:end w:w="100" w:type="dxa"/>
-            </w:tcMar>
-          </w:tcPr>
-          <w:p/>
-        </w:tc>
       </w:tr>
       <w:tr>
         <w:tc>
           <w:tcPr>
-            <w:tcW w:type="dxa" w:w="2448"/>
+            <w:tcW w:type="dxa" w:w="720"/>
             <w:vAlign w:val="center"/>
             <w:tcMar>
               <w:top w:w="100" w:type="dxa"/>
@@ -6266,7 +5824,7 @@
         </w:tc>
         <w:tc>
           <w:tcPr>
-            <w:tcW w:type="dxa" w:w="2448"/>
+            <w:tcW w:type="dxa" w:w="9072"/>
             <w:vAlign w:val="center"/>
             <w:tcMar>
               <w:top w:w="100" w:type="dxa"/>
@@ -6281,37 +5839,11 @@
             </w:r>
           </w:p>
         </w:tc>
-        <w:tc>
-          <w:tcPr>
-            <w:tcW w:type="dxa" w:w="2448"/>
-            <w:vAlign w:val="center"/>
-            <w:tcMar>
-              <w:top w:w="100" w:type="dxa"/>
-              <w:start w:w="100" w:type="dxa"/>
-              <w:bottom w:w="100" w:type="dxa"/>
-              <w:end w:w="100" w:type="dxa"/>
-            </w:tcMar>
-          </w:tcPr>
-          <w:p/>
-        </w:tc>
-        <w:tc>
-          <w:tcPr>
-            <w:tcW w:type="dxa" w:w="2448"/>
-            <w:vAlign w:val="center"/>
-            <w:tcMar>
-              <w:top w:w="100" w:type="dxa"/>
-              <w:start w:w="100" w:type="dxa"/>
-              <w:bottom w:w="100" w:type="dxa"/>
-              <w:end w:w="100" w:type="dxa"/>
-            </w:tcMar>
-          </w:tcPr>
-          <w:p/>
-        </w:tc>
       </w:tr>
       <w:tr>
         <w:tc>
           <w:tcPr>
-            <w:tcW w:type="dxa" w:w="2448"/>
+            <w:tcW w:type="dxa" w:w="720"/>
             <w:vAlign w:val="center"/>
             <w:shd w:fill="EAF2F8"/>
             <w:tcMar>
@@ -6329,7 +5861,7 @@
         </w:tc>
         <w:tc>
           <w:tcPr>
-            <w:tcW w:type="dxa" w:w="2448"/>
+            <w:tcW w:type="dxa" w:w="9072"/>
             <w:vAlign w:val="center"/>
             <w:shd w:fill="EAF2F8"/>
             <w:tcMar>
@@ -6341,43 +5873,7 @@
           </w:tcPr>
           <w:p>
             <w:r>
-              <w:t>Evaluate ∫d³k e^{ik·r}/(2π)³(</w:t>
-            </w:r>
-          </w:p>
-        </w:tc>
-        <w:tc>
-          <w:tcPr>
-            <w:tcW w:type="dxa" w:w="2448"/>
-            <w:vAlign w:val="center"/>
-            <w:shd w:fill="EAF2F8"/>
-            <w:tcMar>
-              <w:top w:w="100" w:type="dxa"/>
-              <w:start w:w="100" w:type="dxa"/>
-              <w:bottom w:w="100" w:type="dxa"/>
-              <w:end w:w="100" w:type="dxa"/>
-            </w:tcMar>
-          </w:tcPr>
-          <w:p>
-            <w:r>
-              <w:t>k</w:t>
-            </w:r>
-          </w:p>
-        </w:tc>
-        <w:tc>
-          <w:tcPr>
-            <w:tcW w:type="dxa" w:w="2448"/>
-            <w:vAlign w:val="center"/>
-            <w:shd w:fill="EAF2F8"/>
-            <w:tcMar>
-              <w:top w:w="100" w:type="dxa"/>
-              <w:start w:w="100" w:type="dxa"/>
-              <w:bottom w:w="100" w:type="dxa"/>
-              <w:end w:w="100" w:type="dxa"/>
-            </w:tcMar>
-          </w:tcPr>
-          <w:p>
-            <w:r>
-              <w:t>² + m²) = e^{−mr}/4πr by doing the angular integral and closing the contour.</w:t>
+              <w:t>Evaluate ∫d³k e^{ik·r}/(2π)³(|k|² + m²) = e^{−mr}/4πr by doing the angular integral and closing the contour.</w:t>
             </w:r>
           </w:p>
         </w:tc>
@@ -6385,7 +5881,7 @@
       <w:tr>
         <w:tc>
           <w:tcPr>
-            <w:tcW w:type="dxa" w:w="2448"/>
+            <w:tcW w:type="dxa" w:w="720"/>
             <w:vAlign w:val="center"/>
             <w:tcMar>
               <w:top w:w="100" w:type="dxa"/>
@@ -6402,7 +5898,7 @@
         </w:tc>
         <w:tc>
           <w:tcPr>
-            <w:tcW w:type="dxa" w:w="2448"/>
+            <w:tcW w:type="dxa" w:w="9072"/>
             <w:vAlign w:val="center"/>
             <w:tcMar>
               <w:top w:w="100" w:type="dxa"/>
@@ -6417,37 +5913,11 @@
             </w:r>
           </w:p>
         </w:tc>
-        <w:tc>
-          <w:tcPr>
-            <w:tcW w:type="dxa" w:w="2448"/>
-            <w:vAlign w:val="center"/>
-            <w:tcMar>
-              <w:top w:w="100" w:type="dxa"/>
-              <w:start w:w="100" w:type="dxa"/>
-              <w:bottom w:w="100" w:type="dxa"/>
-              <w:end w:w="100" w:type="dxa"/>
-            </w:tcMar>
-          </w:tcPr>
-          <w:p/>
-        </w:tc>
-        <w:tc>
-          <w:tcPr>
-            <w:tcW w:type="dxa" w:w="2448"/>
-            <w:vAlign w:val="center"/>
-            <w:tcMar>
-              <w:top w:w="100" w:type="dxa"/>
-              <w:start w:w="100" w:type="dxa"/>
-              <w:bottom w:w="100" w:type="dxa"/>
-              <w:end w:w="100" w:type="dxa"/>
-            </w:tcMar>
-          </w:tcPr>
-          <w:p/>
-        </w:tc>
       </w:tr>
       <w:tr>
         <w:tc>
           <w:tcPr>
-            <w:tcW w:type="dxa" w:w="2448"/>
+            <w:tcW w:type="dxa" w:w="720"/>
             <w:vAlign w:val="center"/>
             <w:shd w:fill="EAF2F8"/>
             <w:tcMar>
@@ -6465,7 +5935,7 @@
         </w:tc>
         <w:tc>
           <w:tcPr>
-            <w:tcW w:type="dxa" w:w="2448"/>
+            <w:tcW w:type="dxa" w:w="9072"/>
             <w:vAlign w:val="center"/>
             <w:shd w:fill="EAF2F8"/>
             <w:tcMar>
@@ -6481,39 +5951,11 @@
             </w:r>
           </w:p>
         </w:tc>
-        <w:tc>
-          <w:tcPr>
-            <w:tcW w:type="dxa" w:w="2448"/>
-            <w:vAlign w:val="center"/>
-            <w:shd w:fill="EAF2F8"/>
-            <w:tcMar>
-              <w:top w:w="100" w:type="dxa"/>
-              <w:start w:w="100" w:type="dxa"/>
-              <w:bottom w:w="100" w:type="dxa"/>
-              <w:end w:w="100" w:type="dxa"/>
-            </w:tcMar>
-          </w:tcPr>
-          <w:p/>
-        </w:tc>
-        <w:tc>
-          <w:tcPr>
-            <w:tcW w:type="dxa" w:w="2448"/>
-            <w:vAlign w:val="center"/>
-            <w:shd w:fill="EAF2F8"/>
-            <w:tcMar>
-              <w:top w:w="100" w:type="dxa"/>
-              <w:start w:w="100" w:type="dxa"/>
-              <w:bottom w:w="100" w:type="dxa"/>
-              <w:end w:w="100" w:type="dxa"/>
-            </w:tcMar>
-          </w:tcPr>
-          <w:p/>
-        </w:tc>
       </w:tr>
       <w:tr>
         <w:tc>
           <w:tcPr>
-            <w:tcW w:type="dxa" w:w="2448"/>
+            <w:tcW w:type="dxa" w:w="720"/>
             <w:vAlign w:val="center"/>
             <w:tcMar>
               <w:top w:w="100" w:type="dxa"/>
@@ -6530,7 +5972,7 @@
         </w:tc>
         <w:tc>
           <w:tcPr>
-            <w:tcW w:type="dxa" w:w="2448"/>
+            <w:tcW w:type="dxa" w:w="9072"/>
             <w:vAlign w:val="center"/>
             <w:tcMar>
               <w:top w:w="100" w:type="dxa"/>
@@ -6545,37 +5987,11 @@
             </w:r>
           </w:p>
         </w:tc>
-        <w:tc>
-          <w:tcPr>
-            <w:tcW w:type="dxa" w:w="2448"/>
-            <w:vAlign w:val="center"/>
-            <w:tcMar>
-              <w:top w:w="100" w:type="dxa"/>
-              <w:start w:w="100" w:type="dxa"/>
-              <w:bottom w:w="100" w:type="dxa"/>
-              <w:end w:w="100" w:type="dxa"/>
-            </w:tcMar>
-          </w:tcPr>
-          <w:p/>
-        </w:tc>
-        <w:tc>
-          <w:tcPr>
-            <w:tcW w:type="dxa" w:w="2448"/>
-            <w:vAlign w:val="center"/>
-            <w:tcMar>
-              <w:top w:w="100" w:type="dxa"/>
-              <w:start w:w="100" w:type="dxa"/>
-              <w:bottom w:w="100" w:type="dxa"/>
-              <w:end w:w="100" w:type="dxa"/>
-            </w:tcMar>
-          </w:tcPr>
-          <w:p/>
-        </w:tc>
       </w:tr>
       <w:tr>
         <w:tc>
           <w:tcPr>
-            <w:tcW w:type="dxa" w:w="2448"/>
+            <w:tcW w:type="dxa" w:w="720"/>
             <w:vAlign w:val="center"/>
             <w:shd w:fill="EAF2F8"/>
             <w:tcMar>
@@ -6593,7 +6009,7 @@
         </w:tc>
         <w:tc>
           <w:tcPr>
-            <w:tcW w:type="dxa" w:w="2448"/>
+            <w:tcW w:type="dxa" w:w="9072"/>
             <w:vAlign w:val="center"/>
             <w:shd w:fill="EAF2F8"/>
             <w:tcMar>
@@ -6609,39 +6025,11 @@
             </w:r>
           </w:p>
         </w:tc>
-        <w:tc>
-          <w:tcPr>
-            <w:tcW w:type="dxa" w:w="2448"/>
-            <w:vAlign w:val="center"/>
-            <w:shd w:fill="EAF2F8"/>
-            <w:tcMar>
-              <w:top w:w="100" w:type="dxa"/>
-              <w:start w:w="100" w:type="dxa"/>
-              <w:bottom w:w="100" w:type="dxa"/>
-              <w:end w:w="100" w:type="dxa"/>
-            </w:tcMar>
-          </w:tcPr>
-          <w:p/>
-        </w:tc>
-        <w:tc>
-          <w:tcPr>
-            <w:tcW w:type="dxa" w:w="2448"/>
-            <w:vAlign w:val="center"/>
-            <w:shd w:fill="EAF2F8"/>
-            <w:tcMar>
-              <w:top w:w="100" w:type="dxa"/>
-              <w:start w:w="100" w:type="dxa"/>
-              <w:bottom w:w="100" w:type="dxa"/>
-              <w:end w:w="100" w:type="dxa"/>
-            </w:tcMar>
-          </w:tcPr>
-          <w:p/>
-        </w:tc>
       </w:tr>
       <w:tr>
         <w:tc>
           <w:tcPr>
-            <w:tcW w:type="dxa" w:w="2448"/>
+            <w:tcW w:type="dxa" w:w="720"/>
             <w:vAlign w:val="center"/>
             <w:tcMar>
               <w:top w:w="100" w:type="dxa"/>
@@ -6658,7 +6046,7 @@
         </w:tc>
         <w:tc>
           <w:tcPr>
-            <w:tcW w:type="dxa" w:w="2448"/>
+            <w:tcW w:type="dxa" w:w="9072"/>
             <w:vAlign w:val="center"/>
             <w:tcMar>
               <w:top w:w="100" w:type="dxa"/>
@@ -6673,37 +6061,11 @@
             </w:r>
           </w:p>
         </w:tc>
-        <w:tc>
-          <w:tcPr>
-            <w:tcW w:type="dxa" w:w="2448"/>
-            <w:vAlign w:val="center"/>
-            <w:tcMar>
-              <w:top w:w="100" w:type="dxa"/>
-              <w:start w:w="100" w:type="dxa"/>
-              <w:bottom w:w="100" w:type="dxa"/>
-              <w:end w:w="100" w:type="dxa"/>
-            </w:tcMar>
-          </w:tcPr>
-          <w:p/>
-        </w:tc>
-        <w:tc>
-          <w:tcPr>
-            <w:tcW w:type="dxa" w:w="2448"/>
-            <w:vAlign w:val="center"/>
-            <w:tcMar>
-              <w:top w:w="100" w:type="dxa"/>
-              <w:start w:w="100" w:type="dxa"/>
-              <w:bottom w:w="100" w:type="dxa"/>
-              <w:end w:w="100" w:type="dxa"/>
-            </w:tcMar>
-          </w:tcPr>
-          <w:p/>
-        </w:tc>
       </w:tr>
       <w:tr>
         <w:tc>
           <w:tcPr>
-            <w:tcW w:type="dxa" w:w="2448"/>
+            <w:tcW w:type="dxa" w:w="720"/>
             <w:vAlign w:val="center"/>
             <w:shd w:fill="EAF2F8"/>
             <w:tcMar>
@@ -6721,7 +6083,7 @@
         </w:tc>
         <w:tc>
           <w:tcPr>
-            <w:tcW w:type="dxa" w:w="2448"/>
+            <w:tcW w:type="dxa" w:w="9072"/>
             <w:vAlign w:val="center"/>
             <w:shd w:fill="EAF2F8"/>
             <w:tcMar>
@@ -6737,39 +6099,11 @@
             </w:r>
           </w:p>
         </w:tc>
-        <w:tc>
-          <w:tcPr>
-            <w:tcW w:type="dxa" w:w="2448"/>
-            <w:vAlign w:val="center"/>
-            <w:shd w:fill="EAF2F8"/>
-            <w:tcMar>
-              <w:top w:w="100" w:type="dxa"/>
-              <w:start w:w="100" w:type="dxa"/>
-              <w:bottom w:w="100" w:type="dxa"/>
-              <w:end w:w="100" w:type="dxa"/>
-            </w:tcMar>
-          </w:tcPr>
-          <w:p/>
-        </w:tc>
-        <w:tc>
-          <w:tcPr>
-            <w:tcW w:type="dxa" w:w="2448"/>
-            <w:vAlign w:val="center"/>
-            <w:shd w:fill="EAF2F8"/>
-            <w:tcMar>
-              <w:top w:w="100" w:type="dxa"/>
-              <w:start w:w="100" w:type="dxa"/>
-              <w:bottom w:w="100" w:type="dxa"/>
-              <w:end w:w="100" w:type="dxa"/>
-            </w:tcMar>
-          </w:tcPr>
-          <w:p/>
-        </w:tc>
       </w:tr>
       <w:tr>
         <w:tc>
           <w:tcPr>
-            <w:tcW w:type="dxa" w:w="2448"/>
+            <w:tcW w:type="dxa" w:w="720"/>
             <w:vAlign w:val="center"/>
             <w:tcMar>
               <w:top w:w="100" w:type="dxa"/>
@@ -6786,7 +6120,7 @@
         </w:tc>
         <w:tc>
           <w:tcPr>
-            <w:tcW w:type="dxa" w:w="2448"/>
+            <w:tcW w:type="dxa" w:w="9072"/>
             <w:vAlign w:val="center"/>
             <w:tcMar>
               <w:top w:w="100" w:type="dxa"/>
@@ -6801,37 +6135,11 @@
             </w:r>
           </w:p>
         </w:tc>
-        <w:tc>
-          <w:tcPr>
-            <w:tcW w:type="dxa" w:w="2448"/>
-            <w:vAlign w:val="center"/>
-            <w:tcMar>
-              <w:top w:w="100" w:type="dxa"/>
-              <w:start w:w="100" w:type="dxa"/>
-              <w:bottom w:w="100" w:type="dxa"/>
-              <w:end w:w="100" w:type="dxa"/>
-            </w:tcMar>
-          </w:tcPr>
-          <w:p/>
-        </w:tc>
-        <w:tc>
-          <w:tcPr>
-            <w:tcW w:type="dxa" w:w="2448"/>
-            <w:vAlign w:val="center"/>
-            <w:tcMar>
-              <w:top w:w="100" w:type="dxa"/>
-              <w:start w:w="100" w:type="dxa"/>
-              <w:bottom w:w="100" w:type="dxa"/>
-              <w:end w:w="100" w:type="dxa"/>
-            </w:tcMar>
-          </w:tcPr>
-          <w:p/>
-        </w:tc>
       </w:tr>
       <w:tr>
         <w:tc>
           <w:tcPr>
-            <w:tcW w:type="dxa" w:w="2448"/>
+            <w:tcW w:type="dxa" w:w="720"/>
             <w:vAlign w:val="center"/>
             <w:shd w:fill="EAF2F8"/>
             <w:tcMar>
@@ -6849,7 +6157,7 @@
         </w:tc>
         <w:tc>
           <w:tcPr>
-            <w:tcW w:type="dxa" w:w="2448"/>
+            <w:tcW w:type="dxa" w:w="9072"/>
             <w:vAlign w:val="center"/>
             <w:shd w:fill="EAF2F8"/>
             <w:tcMar>
@@ -6864,34 +6172,6 @@
               <w:t>Challenge: show that W₀[J] contains −i log det K for the Dirac field, and explain why this is a sum of closed loops with a factor −1 each relative to a boson.</w:t>
             </w:r>
           </w:p>
-        </w:tc>
-        <w:tc>
-          <w:tcPr>
-            <w:tcW w:type="dxa" w:w="2448"/>
-            <w:vAlign w:val="center"/>
-            <w:shd w:fill="EAF2F8"/>
-            <w:tcMar>
-              <w:top w:w="100" w:type="dxa"/>
-              <w:start w:w="100" w:type="dxa"/>
-              <w:bottom w:w="100" w:type="dxa"/>
-              <w:end w:w="100" w:type="dxa"/>
-            </w:tcMar>
-          </w:tcPr>
-          <w:p/>
-        </w:tc>
-        <w:tc>
-          <w:tcPr>
-            <w:tcW w:type="dxa" w:w="2448"/>
-            <w:vAlign w:val="center"/>
-            <w:shd w:fill="EAF2F8"/>
-            <w:tcMar>
-              <w:top w:w="100" w:type="dxa"/>
-              <w:start w:w="100" w:type="dxa"/>
-              <w:bottom w:w="100" w:type="dxa"/>
-              <w:end w:w="100" w:type="dxa"/>
-            </w:tcMar>
-          </w:tcPr>
-          <w:p/>
         </w:tc>
       </w:tr>
     </w:tbl>
@@ -7026,7 +6306,7 @@
         <w:t xml:space="preserve"> </w:t>
       </w:r>
       <w:r>
-        <w:t>E = −(g²/4π)e^{−mr}/r. With ħc/m = 1.414 fm, e^{−1/1.414} = 0.493. Then E = −14 × 0.493 × 197.3 MeV fm / 1 fm ≈ −1.4 GeV. The real one-pion-exchange potential is far weaker. The pion is pseudoscalar, so in the static limit its coupling to a nucleon is suppressed by (m_π/2M_N)² ≈ 0.0055. That leaves an effective strength f²/4π ≈ 0.08 and a spin-dependent potential of order 10 MeV at 1 fm. The exercise shows how large a coupling of 14 would be if nothing suppressed it.</w:t>
+        <w:t>E = −(g²/4π)e^{−mr}/r. With ℏc/m = 1.414 fm, e^{−1/1.414} = 0.493. Then E = −14 × 0.493 × 197.3 MeV fm / 1 fm ≈ −1.4 GeV. The real one-pion-exchange potential is far weaker. The pion is pseudoscalar, so in the static limit its coupling to a nucleon is suppressed by (m_π/2M_N)² ≈ 0.0055. That leaves an effective strength f²/4π ≈ 0.08 and a spin-dependent potential of order 10 MeV at 1 fm. The exercise shows how large a coupling of 14 would be if nothing suppressed it.</w:t>
       </w:r>
     </w:p>
     <w:p>
